--- a/05_Documentacion/MANUAL-Usuario-App-Calibrar-V3.6.docx
+++ b/05_Documentacion/MANUAL-Usuario-App-Calibrar-V3.6.docx
@@ -7,7 +7,7 @@
         <w:pStyle w:val="Heading1"/>
       </w:pPr>
       <w:r>
-        <w:t>Manual de Usuario — Aplicación de Calibración "Retro Coviandina Calibrar"</w:t>
+        <w:t>Manual de Usuario — Aplicación Móvil de Calibración "RTV Calibra"</w:t>
       </w:r>
     </w:p>
     <w:p>
@@ -16,6 +16,144 @@
       </w:pPr>
       <w:r>
         <w:t>Manual técnico de la aplicación móvil de calibración para el Retrorreflectómetro Vertical V3.6. Destinado al personal de metrología, técnicos de laboratorio y soporte técnico de DPI Ingeniería &amp; Consultoría.</w:t>
+      </w:r>
+    </w:p>
+    <w:p>
+      <w:pPr>
+        <w:ind w:left="360"/>
+        <w:shd w:fill="F2F2F2"/>
+      </w:pPr>
+      <w:r>
+        <w:t xml:space="preserve">[!NOTE] </w:t>
+      </w:r>
+      <w:r>
+        <w:rPr>
+          <w:b/>
+        </w:rPr>
+        <w:t>Versión documentada y etiqueta en pantalla:</w:t>
+      </w:r>
+      <w:r>
+        <w:t xml:space="preserve"> - </w:t>
+      </w:r>
+      <w:r>
+        <w:rPr>
+          <w:b/>
+        </w:rPr>
+        <w:t>Etiqueta en pantalla:</w:t>
+      </w:r>
+      <w:r>
+        <w:t xml:space="preserve"> </w:t>
+      </w:r>
+      <w:r>
+        <w:rPr>
+          <w:rFonts w:ascii="Consolas" w:hAnsi="Consolas"/>
+          <w:color w:val="8B0000"/>
+          <w:sz w:val="18"/>
+        </w:rPr>
+        <w:t>RTV Calibra</w:t>
+      </w:r>
+      <w:r>
+        <w:t xml:space="preserve"> (nombre visible en el lanzador de aplicaciones de Android). - </w:t>
+      </w:r>
+      <w:r>
+        <w:rPr>
+          <w:b/>
+        </w:rPr>
+        <w:t>Versión documentada:</w:t>
+      </w:r>
+      <w:r>
+        <w:t xml:space="preserve"> </w:t>
+      </w:r>
+      <w:r>
+        <w:rPr>
+          <w:rFonts w:ascii="Consolas" w:hAnsi="Consolas"/>
+          <w:color w:val="8B0000"/>
+          <w:sz w:val="18"/>
+        </w:rPr>
+        <w:t>Cov_3.6.5_calibrar</w:t>
+      </w:r>
+      <w:r>
+        <w:t xml:space="preserve"> (código de versión </w:t>
+      </w:r>
+      <w:r>
+        <w:rPr>
+          <w:rFonts w:ascii="Consolas" w:hAnsi="Consolas"/>
+          <w:color w:val="8B0000"/>
+          <w:sz w:val="18"/>
+        </w:rPr>
+        <w:t>10010</w:t>
+      </w:r>
+      <w:r>
+        <w:t xml:space="preserve">). - </w:t>
+      </w:r>
+      <w:r>
+        <w:rPr>
+          <w:b/>
+        </w:rPr>
+        <w:t>Identificador de paquete:</w:t>
+      </w:r>
+      <w:r>
+        <w:t xml:space="preserve"> </w:t>
+      </w:r>
+      <w:r>
+        <w:rPr>
+          <w:rFonts w:ascii="Consolas" w:hAnsi="Consolas"/>
+          <w:color w:val="8B0000"/>
+          <w:sz w:val="18"/>
+        </w:rPr>
+        <w:t>com.dpi.retrov36.calibra</w:t>
+      </w:r>
+      <w:r>
+        <w:t xml:space="preserve">. - </w:t>
+      </w:r>
+      <w:r>
+        <w:rPr>
+          <w:b/>
+        </w:rPr>
+        <w:t>Archivo binario instalador:</w:t>
+      </w:r>
+      <w:r>
+        <w:t xml:space="preserve"> </w:t>
+      </w:r>
+      <w:r>
+        <w:rPr>
+          <w:rFonts w:ascii="Consolas" w:hAnsi="Consolas"/>
+          <w:color w:val="8B0000"/>
+          <w:sz w:val="18"/>
+        </w:rPr>
+        <w:t>Cov_3.6.5_calibrar.apk</w:t>
+      </w:r>
+      <w:r>
+        <w:t xml:space="preserve">. - </w:t>
+      </w:r>
+      <w:r>
+        <w:rPr>
+          <w:b/>
+        </w:rPr>
+        <w:t>Huella MD5:</w:t>
+      </w:r>
+      <w:r>
+        <w:t xml:space="preserve"> </w:t>
+      </w:r>
+      <w:r>
+        <w:rPr>
+          <w:rFonts w:ascii="Consolas" w:hAnsi="Consolas"/>
+          <w:color w:val="8B0000"/>
+          <w:sz w:val="18"/>
+        </w:rPr>
+        <w:t>dc0beaf5e110a72b7cbb288e4011cb68</w:t>
+      </w:r>
+      <w:r>
+        <w:t xml:space="preserve">. - </w:t>
+      </w:r>
+      <w:r>
+        <w:rPr>
+          <w:b/>
+        </w:rPr>
+        <w:t>Aviso de trazabilidad:</w:t>
+      </w:r>
+      <w:r>
+        <w:t xml:space="preserve"> El renombrado formal a "Retro Coviandina Calibrar" corresponde a una tarea programada de la línea de desarrollo; este manual describe con fidelidad la versión que el operador visualiza y ejecuta hoy en el teléfono móvil.</w:t>
       </w:r>
     </w:p>
     <w:p>
@@ -122,7 +260,7 @@
         <w:rPr>
           <w:b/>
         </w:rPr>
-        <w:t>Identificación de la aplicación:</w:t>
+        <w:t>Identificación del binario entregado:</w:t>
       </w:r>
     </w:p>
     <w:p>
@@ -133,7 +271,7 @@
         <w:rPr>
           <w:b/>
         </w:rPr>
-        <w:t>Identificador de paquete:</w:t>
+        <w:t>Nombre en lanzador de Android:</w:t>
       </w:r>
       <w:r>
         <w:t xml:space="preserve"> </w:t>
@@ -144,7 +282,7 @@
           <w:color w:val="8B0000"/>
           <w:sz w:val="18"/>
         </w:rPr>
-        <w:t>com.dpi.retrov36.calibra</w:t>
+        <w:t>RTV Calibra</w:t>
       </w:r>
     </w:p>
     <w:p>
@@ -155,7 +293,7 @@
         <w:rPr>
           <w:b/>
         </w:rPr>
-        <w:t>Versión de campo operativa:</w:t>
+        <w:t>Versión de la aplicación:</w:t>
       </w:r>
       <w:r>
         <w:t xml:space="preserve"> </w:t>
@@ -191,7 +329,7 @@
         <w:rPr>
           <w:b/>
         </w:rPr>
-        <w:t>Etiqueta en pantalla:</w:t>
+        <w:t>Archivo APK:</w:t>
       </w:r>
       <w:r>
         <w:t xml:space="preserve"> </w:t>
@@ -202,21 +340,7 @@
           <w:color w:val="8B0000"/>
           <w:sz w:val="18"/>
         </w:rPr>
-        <w:t>Retro Coviandina Calibrar</w:t>
-      </w:r>
-      <w:r>
-        <w:t xml:space="preserve"> (o </w:t>
-      </w:r>
-      <w:r>
-        <w:rPr>
-          <w:rFonts w:ascii="Consolas" w:hAnsi="Consolas"/>
-          <w:color w:val="8B0000"/>
-          <w:sz w:val="18"/>
-        </w:rPr>
-        <w:t>RTV Calibra</w:t>
-      </w:r>
-      <w:r>
-        <w:t>)</w:t>
+        <w:t>Cov_3.6.5_calibrar.apk</w:t>
       </w:r>
     </w:p>
     <w:p>
@@ -227,7 +351,7 @@
         <w:rPr>
           <w:b/>
         </w:rPr>
-        <w:t>Archivo entregable de nueva generación:</w:t>
+        <w:t>Huella MD5 del APK:</w:t>
       </w:r>
       <w:r>
         <w:t xml:space="preserve"> </w:t>
@@ -238,7 +362,29 @@
           <w:color w:val="8B0000"/>
           <w:sz w:val="18"/>
         </w:rPr>
-        <w:t>RETRO-COVIANDINA-calibrar-&lt;versionName&gt;-&lt;versionCode&gt;.apk</w:t>
+        <w:t>dc0beaf5e110a72b7cbb288e4011cb68</w:t>
+      </w:r>
+    </w:p>
+    <w:p>
+      <w:pPr>
+        <w:pStyle w:val="ListBullet2"/>
+      </w:pPr>
+      <w:r>
+        <w:rPr>
+          <w:b/>
+        </w:rPr>
+        <w:t>Identificador de paquete:</w:t>
+      </w:r>
+      <w:r>
+        <w:t xml:space="preserve"> </w:t>
+      </w:r>
+      <w:r>
+        <w:rPr>
+          <w:rFonts w:ascii="Consolas" w:hAnsi="Consolas"/>
+          <w:color w:val="8B0000"/>
+          <w:sz w:val="18"/>
+        </w:rPr>
+        <w:t>com.dpi.retrov36.calibra</w:t>
       </w:r>
     </w:p>
     <w:p>
@@ -406,7 +552,18 @@
         <w:pStyle w:val="ListNumber"/>
       </w:pPr>
       <w:r>
-        <w:t>Abra la aplicación de calibración en el dispositivo móvil.</w:t>
+        <w:t xml:space="preserve">Abra la aplicación </w:t>
+      </w:r>
+      <w:r>
+        <w:rPr>
+          <w:rFonts w:ascii="Consolas" w:hAnsi="Consolas"/>
+          <w:color w:val="8B0000"/>
+          <w:sz w:val="18"/>
+        </w:rPr>
+        <w:t>RTV Calibra</w:t>
+      </w:r>
+      <w:r>
+        <w:t xml:space="preserve"> en el dispositivo móvil.</w:t>
       </w:r>
     </w:p>
     <w:p>
